--- a/LAB_MST/24BCC70009_LabMst.docx
+++ b/LAB_MST/24BCC70009_LabMst.docx
@@ -286,10 +286,10 @@
       </w:pPr>
       <w:r>
         <w:drawing>
-          <wp:inline distT="0" distB="0" distL="0" distR="0">
-            <wp:extent cx="5731510" cy="3042285"/>
-            <wp:effectExtent l="0" t="0" r="8890" b="5715"/>
-            <wp:docPr id="1671539361" name="Picture 1"/>
+          <wp:inline distT="0" distB="0" distL="114300" distR="114300">
+            <wp:extent cx="5268595" cy="2532380"/>
+            <wp:effectExtent l="0" t="0" r="1905" b="7620"/>
+            <wp:docPr id="1" name="Picture 1"/>
             <wp:cNvGraphicFramePr>
               <a:graphicFrameLocks xmlns:a="http://schemas.openxmlformats.org/drawingml/2006/main" noChangeAspect="1"/>
             </wp:cNvGraphicFramePr>
@@ -297,7 +297,7 @@
               <a:graphicData uri="http://schemas.openxmlformats.org/drawingml/2006/picture">
                 <pic:pic xmlns:pic="http://schemas.openxmlformats.org/drawingml/2006/picture">
                   <pic:nvPicPr>
-                    <pic:cNvPr id="1671539361" name="Picture 1"/>
+                    <pic:cNvPr id="1" name="Picture 1"/>
                     <pic:cNvPicPr>
                       <a:picLocks noChangeAspect="1"/>
                     </pic:cNvPicPr>
@@ -311,11 +311,15 @@
                   <pic:spPr>
                     <a:xfrm>
                       <a:off x="0" y="0"/>
-                      <a:ext cx="5731510" cy="3042285"/>
+                      <a:ext cx="5268595" cy="2532380"/>
                     </a:xfrm>
                     <a:prstGeom prst="rect">
                       <a:avLst/>
                     </a:prstGeom>
+                    <a:noFill/>
+                    <a:ln>
+                      <a:noFill/>
+                    </a:ln>
                   </pic:spPr>
                 </pic:pic>
               </a:graphicData>
@@ -323,6 +327,8 @@
           </wp:inline>
         </w:drawing>
       </w:r>
+      <w:bookmarkStart w:id="0" w:name="_GoBack"/>
+      <w:bookmarkEnd w:id="0"/>
     </w:p>
     <w:p>
       <w:pPr>
@@ -537,8 +543,6 @@
         <w:ind w:left="900" w:leftChars="0" w:hanging="900" w:hangingChars="450"/>
         <w:jc w:val="left"/>
       </w:pPr>
-      <w:bookmarkStart w:id="0" w:name="_GoBack"/>
-      <w:bookmarkEnd w:id="0"/>
     </w:p>
     <w:p>
       <w:pPr>
